--- a/_utils/SFA_Designation_Department_Master.docx
+++ b/_utils/SFA_Designation_Department_Master.docx
@@ -515,7 +515,7 @@
                 <w:sz w:val="20"/>
                 <w:szCs w:val="20"/>
               </w:rPr>
-              <w:t xml:space="preserve">0 = Active, 1 = Soft-deleted</w:t>
+              <w:t xml:space="preserve">0 = Active, 1 = Deleted (legacy column — hard delete now in use)</w:t>
             </w:r>
           </w:p>
         </w:tc>
@@ -1090,7 +1090,7 @@
                 <w:sz w:val="20"/>
                 <w:szCs w:val="20"/>
               </w:rPr>
-              <w:t xml:space="preserve">Soft-delete a designation by code</w:t>
+              <w:t xml:space="preserve">Permanently delete a designation by code</w:t>
             </w:r>
           </w:p>
         </w:tc>
@@ -1116,7 +1116,7 @@
         <w:spacing w:after="100" w:before="200"/>
       </w:pPr>
       <w:r>
-        <w:t xml:space="preserve">1. Generate Next Code</w:t>
+        <w:t xml:space="preserve">1. Preview Next Code (no increment)</w:t>
       </w:r>
     </w:p>
     <w:p>
@@ -1151,55 +1151,23 @@
           <w:sz w:val="18"/>
           <w:szCs w:val="18"/>
         </w:rPr>
-        <w:t xml:space="preserve">SELECT "c_code" FROM "tbl_desig_mst"</w:t>
-      </w:r>
-    </w:p>
-    <w:p>
-      <w:pPr>
-        <w:shd w:fill="F2F2F2" w:color="F2F2F2" w:val="solid"/>
-        <w:spacing w:after="0" w:before="0"/>
-        <w:ind w:left="288"/>
-      </w:pPr>
-      <w:r>
-        <w:rPr>
-          <w:rFonts w:ascii="Courier New" w:cs="Courier New" w:eastAsia="Courier New" w:hAnsi="Courier New"/>
-          <w:color w:val="1F3864"/>
-          <w:sz w:val="18"/>
-          <w:szCs w:val="18"/>
-        </w:rPr>
-        <w:t xml:space="preserve">WHERE "c_code" ~ '^DES[0-9]+$'</w:t>
-      </w:r>
-    </w:p>
-    <w:p>
-      <w:pPr>
-        <w:shd w:fill="F2F2F2" w:color="F2F2F2" w:val="solid"/>
-        <w:spacing w:after="0" w:before="0"/>
-        <w:ind w:left="288"/>
-      </w:pPr>
-      <w:r>
-        <w:rPr>
-          <w:rFonts w:ascii="Courier New" w:cs="Courier New" w:eastAsia="Courier New" w:hAnsi="Courier New"/>
-          <w:color w:val="1F3864"/>
-          <w:sz w:val="18"/>
-          <w:szCs w:val="18"/>
-        </w:rPr>
-        <w:t xml:space="preserve">ORDER BY CAST(SUBSTRING("c_code" FROM 4) AS INTEGER) DESC</w:t>
-      </w:r>
-    </w:p>
-    <w:p>
-      <w:pPr>
-        <w:shd w:fill="F2F2F2" w:color="F2F2F2" w:val="solid"/>
-        <w:spacing w:after="0" w:before="0"/>
-        <w:ind w:left="288"/>
-      </w:pPr>
-      <w:r>
-        <w:rPr>
-          <w:rFonts w:ascii="Courier New" w:cs="Courier New" w:eastAsia="Courier New" w:hAnsi="Courier New"/>
-          <w:color w:val="1F3864"/>
-          <w:sz w:val="18"/>
-          <w:szCs w:val="18"/>
-        </w:rPr>
-        <w:t xml:space="preserve">LIMIT 1</w:t>
+        <w:t xml:space="preserve">SELECT last_value, is_called</w:t>
+      </w:r>
+    </w:p>
+    <w:p>
+      <w:pPr>
+        <w:shd w:fill="F2F2F2" w:color="F2F2F2" w:val="solid"/>
+        <w:spacing w:after="0" w:before="0"/>
+        <w:ind w:left="288"/>
+      </w:pPr>
+      <w:r>
+        <w:rPr>
+          <w:rFonts w:ascii="Courier New" w:cs="Courier New" w:eastAsia="Courier New" w:hAnsi="Courier New"/>
+          <w:color w:val="1F3864"/>
+          <w:sz w:val="18"/>
+          <w:szCs w:val="18"/>
+        </w:rPr>
+        <w:t xml:space="preserve">FROM tbl_desig_mst_n_seq_seq</w:t>
       </w:r>
     </w:p>
     <w:p>
@@ -1254,7 +1222,7 @@
           <w:sz w:val="22"/>
           <w:szCs w:val="22"/>
         </w:rPr>
-        <w:t xml:space="preserve">Fetches the designation row with the highest numeric suffix (e.g. DES041). The regex '^DES[0-9]+$' ensures only valid auto-generated codes are considered. CAST(SUBSTRING(...) AS INTEGER) strips the "DES" prefix and sorts numerically so that DES009 &lt; DES010 correctly. The result is used to compute the next code by incrementing the number and zero-padding to 3 digits.</w:t>
+        <w:t xml:space="preserve">Reads the current state of the SERIAL sequence directly without consuming it. If is_called = true, the next code = last_value + 1. If is_called = false (sequence never used), next code = last_value. This is a safe peek — calling this endpoint 100 times will always return the same value and never skip a number.</w:t>
       </w:r>
     </w:p>
     <w:p>
@@ -1319,7 +1287,7 @@
           <w:sz w:val="18"/>
           <w:szCs w:val="18"/>
         </w:rPr>
-        <w:t xml:space="preserve">WHERE LOWER("c_name") = LOWER($1) AND "n_deleted" = 0</w:t>
+        <w:t xml:space="preserve">WHERE LOWER("c_name") = LOWER($1)</w:t>
       </w:r>
     </w:p>
     <w:p>
@@ -1470,7 +1438,7 @@
           <w:sz w:val="22"/>
           <w:szCs w:val="22"/>
         </w:rPr>
-        <w:t xml:space="preserve">Before inserting, checks whether an active designation with the same name already exists. LOWER() on both sides makes the comparison case-insensitive. The n_deleted = 0 filter ensures soft-deleted records are not counted as duplicates, so a previously deleted name can be reused.</w:t>
+        <w:t xml:space="preserve">Before inserting, checks whether a designation with the same name already exists. LOWER() on both sides makes the comparison case-insensitive. No n_deleted filter — since hard delete is in use, every row in the table is active.</w:t>
       </w:r>
     </w:p>
     <w:p>
@@ -1519,6 +1487,22 @@
           <w:sz w:val="18"/>
           <w:szCs w:val="18"/>
         </w:rPr>
+        <w:t xml:space="preserve">-- Step 1: Insert with TEMP code, let n_seq auto-increment, get it back</w:t>
+      </w:r>
+    </w:p>
+    <w:p>
+      <w:pPr>
+        <w:shd w:fill="F2F2F2" w:color="F2F2F2" w:val="solid"/>
+        <w:spacing w:after="0" w:before="0"/>
+        <w:ind w:left="288"/>
+      </w:pPr>
+      <w:r>
+        <w:rPr>
+          <w:rFonts w:ascii="Courier New" w:cs="Courier New" w:eastAsia="Courier New" w:hAnsi="Courier New"/>
+          <w:color w:val="1F3864"/>
+          <w:sz w:val="18"/>
+          <w:szCs w:val="18"/>
+        </w:rPr>
         <w:t xml:space="preserve">INSERT INTO "tbl_desig_mst"</w:t>
       </w:r>
     </w:p>
@@ -1535,23 +1519,119 @@
           <w:sz w:val="18"/>
           <w:szCs w:val="18"/>
         </w:rPr>
-        <w:t xml:space="preserve">  ("c_code", "c_name", "c_sh_name", "n_deleted", "d_created", "c_modifier")</w:t>
-      </w:r>
-    </w:p>
-    <w:p>
-      <w:pPr>
-        <w:shd w:fill="F2F2F2" w:color="F2F2F2" w:val="solid"/>
-        <w:spacing w:after="0" w:before="0"/>
-        <w:ind w:left="288"/>
-      </w:pPr>
-      <w:r>
-        <w:rPr>
-          <w:rFonts w:ascii="Courier New" w:cs="Courier New" w:eastAsia="Courier New" w:hAnsi="Courier New"/>
-          <w:color w:val="1F3864"/>
-          <w:sz w:val="18"/>
-          <w:szCs w:val="18"/>
-        </w:rPr>
-        <w:t xml:space="preserve">VALUES ($1, $2, $3, 0, NOW(), $4)</w:t>
+        <w:t xml:space="preserve">  ("c_code", "c_name", "c_sh_name", "d_created", "c_modifier")</w:t>
+      </w:r>
+    </w:p>
+    <w:p>
+      <w:pPr>
+        <w:shd w:fill="F2F2F2" w:color="F2F2F2" w:val="solid"/>
+        <w:spacing w:after="0" w:before="0"/>
+        <w:ind w:left="288"/>
+      </w:pPr>
+      <w:r>
+        <w:rPr>
+          <w:rFonts w:ascii="Courier New" w:cs="Courier New" w:eastAsia="Courier New" w:hAnsi="Courier New"/>
+          <w:color w:val="1F3864"/>
+          <w:sz w:val="18"/>
+          <w:szCs w:val="18"/>
+        </w:rPr>
+        <w:t xml:space="preserve">VALUES ('TEMP', $1, $2, NOW(), $3)</w:t>
+      </w:r>
+    </w:p>
+    <w:p>
+      <w:pPr>
+        <w:shd w:fill="F2F2F2" w:color="F2F2F2" w:val="solid"/>
+        <w:spacing w:after="0" w:before="0"/>
+        <w:ind w:left="288"/>
+      </w:pPr>
+      <w:r>
+        <w:rPr>
+          <w:rFonts w:ascii="Courier New" w:cs="Courier New" w:eastAsia="Courier New" w:hAnsi="Courier New"/>
+          <w:color w:val="1F3864"/>
+          <w:sz w:val="18"/>
+          <w:szCs w:val="18"/>
+        </w:rPr>
+        <w:t xml:space="preserve">RETURNING "n_seq"</w:t>
+      </w:r>
+    </w:p>
+    <w:p>
+      <w:pPr>
+        <w:shd w:fill="F2F2F2" w:color="F2F2F2" w:val="solid"/>
+        <w:spacing w:after="0" w:before="0"/>
+        <w:ind w:left="288"/>
+      </w:pPr>
+      <w:r>
+        <w:rPr>
+          <w:rFonts w:ascii="Courier New" w:cs="Courier New" w:eastAsia="Courier New" w:hAnsi="Courier New"/>
+          <w:color w:val="1F3864"/>
+          <w:sz w:val="18"/>
+          <w:szCs w:val="18"/>
+        </w:rPr>
+        <w:t xml:space="preserve"/>
+      </w:r>
+    </w:p>
+    <w:p>
+      <w:pPr>
+        <w:shd w:fill="F2F2F2" w:color="F2F2F2" w:val="solid"/>
+        <w:spacing w:after="0" w:before="0"/>
+        <w:ind w:left="288"/>
+      </w:pPr>
+      <w:r>
+        <w:rPr>
+          <w:rFonts w:ascii="Courier New" w:cs="Courier New" w:eastAsia="Courier New" w:hAnsi="Courier New"/>
+          <w:color w:val="1F3864"/>
+          <w:sz w:val="18"/>
+          <w:szCs w:val="18"/>
+        </w:rPr>
+        <w:t xml:space="preserve">-- Step 2: Derive real code from n_seq and update the row</w:t>
+      </w:r>
+    </w:p>
+    <w:p>
+      <w:pPr>
+        <w:shd w:fill="F2F2F2" w:color="F2F2F2" w:val="solid"/>
+        <w:spacing w:after="0" w:before="0"/>
+        <w:ind w:left="288"/>
+      </w:pPr>
+      <w:r>
+        <w:rPr>
+          <w:rFonts w:ascii="Courier New" w:cs="Courier New" w:eastAsia="Courier New" w:hAnsi="Courier New"/>
+          <w:color w:val="1F3864"/>
+          <w:sz w:val="18"/>
+          <w:szCs w:val="18"/>
+        </w:rPr>
+        <w:t xml:space="preserve">UPDATE "tbl_desig_mst"</w:t>
+      </w:r>
+    </w:p>
+    <w:p>
+      <w:pPr>
+        <w:shd w:fill="F2F2F2" w:color="F2F2F2" w:val="solid"/>
+        <w:spacing w:after="0" w:before="0"/>
+        <w:ind w:left="288"/>
+      </w:pPr>
+      <w:r>
+        <w:rPr>
+          <w:rFonts w:ascii="Courier New" w:cs="Courier New" w:eastAsia="Courier New" w:hAnsi="Courier New"/>
+          <w:color w:val="1F3864"/>
+          <w:sz w:val="18"/>
+          <w:szCs w:val="18"/>
+        </w:rPr>
+        <w:t xml:space="preserve">SET "c_code" = $1</w:t>
+      </w:r>
+    </w:p>
+    <w:p>
+      <w:pPr>
+        <w:shd w:fill="F2F2F2" w:color="F2F2F2" w:val="solid"/>
+        <w:spacing w:after="0" w:before="0"/>
+        <w:ind w:left="288"/>
+      </w:pPr>
+      <w:r>
+        <w:rPr>
+          <w:rFonts w:ascii="Courier New" w:cs="Courier New" w:eastAsia="Courier New" w:hAnsi="Courier New"/>
+          <w:color w:val="1F3864"/>
+          <w:sz w:val="18"/>
+          <w:szCs w:val="18"/>
+        </w:rPr>
+        <w:t xml:space="preserve">WHERE "n_seq" = $2</w:t>
       </w:r>
     </w:p>
     <w:p>
@@ -1649,7 +1729,7 @@
                 <w:sz w:val="20"/>
                 <w:szCs w:val="20"/>
               </w:rPr>
-              <w:t xml:space="preserve">$1</w:t>
+              <w:t xml:space="preserve">INSERT</w:t>
             </w:r>
           </w:p>
         </w:tc>
@@ -1663,7 +1743,7 @@
                 <w:sz w:val="20"/>
                 <w:szCs w:val="20"/>
               </w:rPr>
-              <w:t xml:space="preserve">c_code — auto-generated code (e.g. DES004)</w:t>
+              <w:t xml:space="preserve">$1: c_name (req.body), $2: c_sh_name (req.body), $3: req.admin.c_user_id</w:t>
             </w:r>
           </w:p>
         </w:tc>
@@ -1681,7 +1761,7 @@
                 <w:sz w:val="20"/>
                 <w:szCs w:val="20"/>
               </w:rPr>
-              <w:t xml:space="preserve">$2</w:t>
+              <w:t xml:space="preserve">UPDATE</w:t>
             </w:r>
           </w:p>
         </w:tc>
@@ -1696,71 +1776,7 @@
                 <w:sz w:val="20"/>
                 <w:szCs w:val="20"/>
               </w:rPr>
-              <w:t xml:space="preserve">c_name (req.body) — designation name</w:t>
-            </w:r>
-          </w:p>
-        </w:tc>
-      </w:tr>
-      <w:tr>
-        <w:tc>
-          <w:tcPr>
-            <w:tcW w:type="pct" w:w="20%"/>
-          </w:tcPr>
-          <w:p>
-            <w:r>
-              <w:rPr>
-                <w:rFonts w:ascii="Courier New" w:cs="Courier New" w:eastAsia="Courier New" w:hAnsi="Courier New"/>
-                <w:sz w:val="20"/>
-                <w:szCs w:val="20"/>
-              </w:rPr>
-              <w:t xml:space="preserve">$3</w:t>
-            </w:r>
-          </w:p>
-        </w:tc>
-        <w:tc>
-          <w:tcPr>
-            <w:tcW w:type="pct" w:w="80%"/>
-          </w:tcPr>
-          <w:p>
-            <w:r>
-              <w:rPr>
-                <w:sz w:val="20"/>
-                <w:szCs w:val="20"/>
-              </w:rPr>
-              <w:t xml:space="preserve">c_sh_name (req.body) — short name (nullable)</w:t>
-            </w:r>
-          </w:p>
-        </w:tc>
-      </w:tr>
-      <w:tr>
-        <w:tc>
-          <w:tcPr>
-            <w:tcW w:type="pct" w:w="20%"/>
-            <w:shd w:fill="DCE6F1" w:color="DCE6F1" w:val="solid"/>
-          </w:tcPr>
-          <w:p>
-            <w:r>
-              <w:rPr>
-                <w:rFonts w:ascii="Courier New" w:cs="Courier New" w:eastAsia="Courier New" w:hAnsi="Courier New"/>
-                <w:sz w:val="20"/>
-                <w:szCs w:val="20"/>
-              </w:rPr>
-              <w:t xml:space="preserve">$4</w:t>
-            </w:r>
-          </w:p>
-        </w:tc>
-        <w:tc>
-          <w:tcPr>
-            <w:tcW w:type="pct" w:w="80%"/>
-            <w:shd w:fill="DCE6F1" w:color="DCE6F1" w:val="solid"/>
-          </w:tcPr>
-          <w:p>
-            <w:r>
-              <w:rPr>
-                <w:sz w:val="20"/>
-                <w:szCs w:val="20"/>
-              </w:rPr>
-              <w:t xml:space="preserve">req.admin.c_user_id — logged-in admin user ID</w:t>
+              <w:t xml:space="preserve">$1: derived c_code (e.g. DES008 from n_seq=8), $2: n_seq returned from INSERT</w:t>
             </w:r>
           </w:p>
         </w:tc>
@@ -1799,7 +1815,7 @@
           <w:sz w:val="22"/>
           <w:szCs w:val="22"/>
         </w:rPr>
-        <w:t xml:space="preserve">Inserts a new designation record. n_deleted is hardcoded to 0 (active). d_created is set to the current server timestamp via NOW(). c_modifier stores the logged-in admin's user ID for audit purposes. All values are passed as parameterised placeholders ($1–$4) to prevent SQL injection.</w:t>
+        <w:t xml:space="preserve">Uses a two-step approach to avoid double-incrementing the sequence. Step 1 inserts with a TEMP placeholder for c_code — PostgreSQL auto-assigns n_seq (SERIAL) exactly once. RETURNING n_seq captures that value. Step 2 derives the real code (e.g. n_seq=8 → DES008) and updates the row. This guarantees exactly one sequence increment per record created — no gaps.</w:t>
       </w:r>
     </w:p>
     <w:p>
@@ -1896,7 +1912,7 @@
           <w:sz w:val="18"/>
           <w:szCs w:val="18"/>
         </w:rPr>
-        <w:t xml:space="preserve">WHERE "n_deleted" = 0</w:t>
+        <w:t xml:space="preserve">WHERE 1=1</w:t>
       </w:r>
     </w:p>
     <w:p>
@@ -2208,7 +2224,7 @@
           <w:sz w:val="22"/>
           <w:szCs w:val="22"/>
         </w:rPr>
-        <w:t xml:space="preserve">Retrieves active designations with optional name/code filters. LIKE with % wildcards enables partial matching; the search term is wrapped in % automatically unless the caller uses * as a wildcard. COUNT(*) OVER() is a window function that returns the total matching row count in the same query pass — avoiding a separate COUNT query. LIMIT/OFFSET implement pagination.</w:t>
+        <w:t xml:space="preserve">Retrieves all designations with optional name/code filters. LIKE with % wildcards enables partial matching; the search term is wrapped in % automatically unless the caller uses * as a wildcard. COUNT(*) OVER() is a window function that returns the total matching row count in the same query pass — avoiding a separate COUNT query. LIMIT/OFFSET implement pagination.</w:t>
       </w:r>
     </w:p>
     <w:p>
@@ -2273,7 +2289,7 @@
           <w:sz w:val="18"/>
           <w:szCs w:val="18"/>
         </w:rPr>
-        <w:t xml:space="preserve">WHERE "c_code" = $1 AND "n_deleted" = 0</w:t>
+        <w:t xml:space="preserve">WHERE "c_code" = $1</w:t>
       </w:r>
     </w:p>
     <w:p>
@@ -2424,7 +2440,7 @@
           <w:sz w:val="22"/>
           <w:szCs w:val="22"/>
         </w:rPr>
-        <w:t xml:space="preserve">Verifies the designation exists and is not soft-deleted before allowing an update or delete. Returns 404 if no row is found, preventing ghost updates on already-deleted or non-existent records.</w:t>
+        <w:t xml:space="preserve">Verifies the designation exists before allowing an update or delete. No n_deleted filter is needed — for update, the record must simply exist; for delete, the row will be physically removed. Returns 404 if not found.</w:t>
       </w:r>
     </w:p>
     <w:p>
@@ -2490,22 +2506,6 @@
           <w:szCs w:val="18"/>
         </w:rPr>
         <w:t xml:space="preserve">WHERE LOWER("c_name") = LOWER($1)</w:t>
-      </w:r>
-    </w:p>
-    <w:p>
-      <w:pPr>
-        <w:shd w:fill="F2F2F2" w:color="F2F2F2" w:val="solid"/>
-        <w:spacing w:after="0" w:before="0"/>
-        <w:ind w:left="288"/>
-      </w:pPr>
-      <w:r>
-        <w:rPr>
-          <w:rFonts w:ascii="Courier New" w:cs="Courier New" w:eastAsia="Courier New" w:hAnsi="Courier New"/>
-          <w:color w:val="1F3864"/>
-          <w:sz w:val="18"/>
-          <w:szCs w:val="18"/>
-        </w:rPr>
-        <w:t xml:space="preserve">  AND "n_deleted" = 0</w:t>
       </w:r>
     </w:p>
     <w:p>
@@ -2705,7 +2705,7 @@
           <w:sz w:val="22"/>
           <w:szCs w:val="22"/>
         </w:rPr>
-        <w:t xml:space="preserve">Same as the create duplicate check but excludes the record being updated (c_code != $2). This allows a record to keep its own name while still blocking a rename that would clash with another active designation.</w:t>
+        <w:t xml:space="preserve">Checks for a name clash with any other designation, excluding the record being updated. No n_deleted filter — hard delete means every row in the table is active.</w:t>
       </w:r>
     </w:p>
     <w:p>
@@ -4286,7 +4286,7 @@
                 <w:sz w:val="20"/>
                 <w:szCs w:val="20"/>
               </w:rPr>
-              <w:t xml:space="preserve">0 = Active, 1 = Soft-deleted (default 0)</w:t>
+              <w:t xml:space="preserve">0 = Active, 1 = Deleted (legacy column — hard delete now in use, default 0)</w:t>
             </w:r>
           </w:p>
         </w:tc>
@@ -4987,7 +4987,7 @@
                 <w:sz w:val="20"/>
                 <w:szCs w:val="20"/>
               </w:rPr>
-              <w:t xml:space="preserve">Soft-delete a department by code</w:t>
+              <w:t xml:space="preserve">Permanently delete a department by code</w:t>
             </w:r>
           </w:p>
         </w:tc>
@@ -5013,7 +5013,7 @@
         <w:spacing w:after="100" w:before="200"/>
       </w:pPr>
       <w:r>
-        <w:t xml:space="preserve">1. Generate Next Code</w:t>
+        <w:t xml:space="preserve">1. Preview Next Code (no increment)</w:t>
       </w:r>
     </w:p>
     <w:p>
@@ -5048,55 +5048,23 @@
           <w:sz w:val="18"/>
           <w:szCs w:val="18"/>
         </w:rPr>
-        <w:t xml:space="preserve">SELECT "C_Code" FROM "tbl_department_mst"</w:t>
-      </w:r>
-    </w:p>
-    <w:p>
-      <w:pPr>
-        <w:shd w:fill="F2F2F2" w:color="F2F2F2" w:val="solid"/>
-        <w:spacing w:after="0" w:before="0"/>
-        <w:ind w:left="288"/>
-      </w:pPr>
-      <w:r>
-        <w:rPr>
-          <w:rFonts w:ascii="Courier New" w:cs="Courier New" w:eastAsia="Courier New" w:hAnsi="Courier New"/>
-          <w:color w:val="1F3864"/>
-          <w:sz w:val="18"/>
-          <w:szCs w:val="18"/>
-        </w:rPr>
-        <w:t xml:space="preserve">WHERE "C_Code" ~ '^DP[0-9]+$'</w:t>
-      </w:r>
-    </w:p>
-    <w:p>
-      <w:pPr>
-        <w:shd w:fill="F2F2F2" w:color="F2F2F2" w:val="solid"/>
-        <w:spacing w:after="0" w:before="0"/>
-        <w:ind w:left="288"/>
-      </w:pPr>
-      <w:r>
-        <w:rPr>
-          <w:rFonts w:ascii="Courier New" w:cs="Courier New" w:eastAsia="Courier New" w:hAnsi="Courier New"/>
-          <w:color w:val="1F3864"/>
-          <w:sz w:val="18"/>
-          <w:szCs w:val="18"/>
-        </w:rPr>
-        <w:t xml:space="preserve">ORDER BY CAST(SUBSTRING("C_Code" FROM 3) AS INTEGER) DESC</w:t>
-      </w:r>
-    </w:p>
-    <w:p>
-      <w:pPr>
-        <w:shd w:fill="F2F2F2" w:color="F2F2F2" w:val="solid"/>
-        <w:spacing w:after="0" w:before="0"/>
-        <w:ind w:left="288"/>
-      </w:pPr>
-      <w:r>
-        <w:rPr>
-          <w:rFonts w:ascii="Courier New" w:cs="Courier New" w:eastAsia="Courier New" w:hAnsi="Courier New"/>
-          <w:color w:val="1F3864"/>
-          <w:sz w:val="18"/>
-          <w:szCs w:val="18"/>
-        </w:rPr>
-        <w:t xml:space="preserve">LIMIT 1</w:t>
+        <w:t xml:space="preserve">SELECT last_value, is_called</w:t>
+      </w:r>
+    </w:p>
+    <w:p>
+      <w:pPr>
+        <w:shd w:fill="F2F2F2" w:color="F2F2F2" w:val="solid"/>
+        <w:spacing w:after="0" w:before="0"/>
+        <w:ind w:left="288"/>
+      </w:pPr>
+      <w:r>
+        <w:rPr>
+          <w:rFonts w:ascii="Courier New" w:cs="Courier New" w:eastAsia="Courier New" w:hAnsi="Courier New"/>
+          <w:color w:val="1F3864"/>
+          <w:sz w:val="18"/>
+          <w:szCs w:val="18"/>
+        </w:rPr>
+        <w:t xml:space="preserve">FROM tbl_department_mst_n_seq_seq</w:t>
       </w:r>
     </w:p>
     <w:p>
@@ -5151,7 +5119,7 @@
           <w:sz w:val="22"/>
           <w:szCs w:val="22"/>
         </w:rPr>
-        <w:t xml:space="preserve">Fetches the department row with the highest numeric suffix (e.g. DP0012). The regex '^DP[0-9]+$' filters only valid auto-generated codes. SUBSTRING FROM 3 strips the two-character "DP" prefix, and CAST AS INTEGER ensures numeric ordering (DP0009 &lt; DP0010). The next code is produced by incrementing and zero-padding to 4 digits.</w:t>
+        <w:t xml:space="preserve">Reads the current state of the SERIAL sequence directly without consuming it. If is_called = true, the next code = last_value + 1. If is_called = false (sequence never used), next code = last_value. Safe to call any number of times — never skips a number.</w:t>
       </w:r>
     </w:p>
     <w:p>
@@ -5216,7 +5184,7 @@
           <w:sz w:val="18"/>
           <w:szCs w:val="18"/>
         </w:rPr>
-        <w:t xml:space="preserve">WHERE LOWER("c_name") = LOWER($1) AND "N_deleted" = 0</w:t>
+        <w:t xml:space="preserve">WHERE LOWER("c_name") = LOWER($1)</w:t>
       </w:r>
     </w:p>
     <w:p>
@@ -5367,7 +5335,7 @@
           <w:sz w:val="22"/>
           <w:szCs w:val="22"/>
         </w:rPr>
-        <w:t xml:space="preserve">Case-insensitive check for an existing active department with the same name. Prevents duplicate entries while allowing a previously soft-deleted name to be reused (N_deleted = 0 filter).</w:t>
+        <w:t xml:space="preserve">Case-insensitive check for an existing department with the same name. No N_deleted filter — hard delete means every row in the table is active.</w:t>
       </w:r>
     </w:p>
     <w:p>
@@ -5648,6 +5616,22 @@
           <w:sz w:val="18"/>
           <w:szCs w:val="18"/>
         </w:rPr>
+        <w:t xml:space="preserve">-- Step 1: Insert with TEMP code, let n_seq auto-increment, get it back</w:t>
+      </w:r>
+    </w:p>
+    <w:p>
+      <w:pPr>
+        <w:shd w:fill="F2F2F2" w:color="F2F2F2" w:val="solid"/>
+        <w:spacing w:after="0" w:before="0"/>
+        <w:ind w:left="288"/>
+      </w:pPr>
+      <w:r>
+        <w:rPr>
+          <w:rFonts w:ascii="Courier New" w:cs="Courier New" w:eastAsia="Courier New" w:hAnsi="Courier New"/>
+          <w:color w:val="1F3864"/>
+          <w:sz w:val="18"/>
+          <w:szCs w:val="18"/>
+        </w:rPr>
         <w:t xml:space="preserve">INSERT INTO "tbl_department_mst"</w:t>
       </w:r>
     </w:p>
@@ -5712,23 +5696,119 @@
           <w:sz w:val="18"/>
           <w:szCs w:val="18"/>
         </w:rPr>
-        <w:t xml:space="preserve">   "N_SFA_ROLE", "N_deleted", "D_created", "C_modifier")</w:t>
-      </w:r>
-    </w:p>
-    <w:p>
-      <w:pPr>
-        <w:shd w:fill="F2F2F2" w:color="F2F2F2" w:val="solid"/>
-        <w:spacing w:after="0" w:before="0"/>
-        <w:ind w:left="288"/>
-      </w:pPr>
-      <w:r>
-        <w:rPr>
-          <w:rFonts w:ascii="Courier New" w:cs="Courier New" w:eastAsia="Courier New" w:hAnsi="Courier New"/>
-          <w:color w:val="1F3864"/>
-          <w:sz w:val="18"/>
-          <w:szCs w:val="18"/>
-        </w:rPr>
-        <w:t xml:space="preserve">VALUES ($1,$2,$3,$4,$5,$6,$7,$8,0,NOW(),$9)</w:t>
+        <w:t xml:space="preserve">   "N_SFA_ROLE", "D_created", "C_modifier")</w:t>
+      </w:r>
+    </w:p>
+    <w:p>
+      <w:pPr>
+        <w:shd w:fill="F2F2F2" w:color="F2F2F2" w:val="solid"/>
+        <w:spacing w:after="0" w:before="0"/>
+        <w:ind w:left="288"/>
+      </w:pPr>
+      <w:r>
+        <w:rPr>
+          <w:rFonts w:ascii="Courier New" w:cs="Courier New" w:eastAsia="Courier New" w:hAnsi="Courier New"/>
+          <w:color w:val="1F3864"/>
+          <w:sz w:val="18"/>
+          <w:szCs w:val="18"/>
+        </w:rPr>
+        <w:t xml:space="preserve">VALUES ('TEMP',$1,$2,$3,$4,$5,$6,$7,NOW(),$8)</w:t>
+      </w:r>
+    </w:p>
+    <w:p>
+      <w:pPr>
+        <w:shd w:fill="F2F2F2" w:color="F2F2F2" w:val="solid"/>
+        <w:spacing w:after="0" w:before="0"/>
+        <w:ind w:left="288"/>
+      </w:pPr>
+      <w:r>
+        <w:rPr>
+          <w:rFonts w:ascii="Courier New" w:cs="Courier New" w:eastAsia="Courier New" w:hAnsi="Courier New"/>
+          <w:color w:val="1F3864"/>
+          <w:sz w:val="18"/>
+          <w:szCs w:val="18"/>
+        </w:rPr>
+        <w:t xml:space="preserve">RETURNING "n_seq"</w:t>
+      </w:r>
+    </w:p>
+    <w:p>
+      <w:pPr>
+        <w:shd w:fill="F2F2F2" w:color="F2F2F2" w:val="solid"/>
+        <w:spacing w:after="0" w:before="0"/>
+        <w:ind w:left="288"/>
+      </w:pPr>
+      <w:r>
+        <w:rPr>
+          <w:rFonts w:ascii="Courier New" w:cs="Courier New" w:eastAsia="Courier New" w:hAnsi="Courier New"/>
+          <w:color w:val="1F3864"/>
+          <w:sz w:val="18"/>
+          <w:szCs w:val="18"/>
+        </w:rPr>
+        <w:t xml:space="preserve"/>
+      </w:r>
+    </w:p>
+    <w:p>
+      <w:pPr>
+        <w:shd w:fill="F2F2F2" w:color="F2F2F2" w:val="solid"/>
+        <w:spacing w:after="0" w:before="0"/>
+        <w:ind w:left="288"/>
+      </w:pPr>
+      <w:r>
+        <w:rPr>
+          <w:rFonts w:ascii="Courier New" w:cs="Courier New" w:eastAsia="Courier New" w:hAnsi="Courier New"/>
+          <w:color w:val="1F3864"/>
+          <w:sz w:val="18"/>
+          <w:szCs w:val="18"/>
+        </w:rPr>
+        <w:t xml:space="preserve">-- Step 2: Derive real code from n_seq and update the row</w:t>
+      </w:r>
+    </w:p>
+    <w:p>
+      <w:pPr>
+        <w:shd w:fill="F2F2F2" w:color="F2F2F2" w:val="solid"/>
+        <w:spacing w:after="0" w:before="0"/>
+        <w:ind w:left="288"/>
+      </w:pPr>
+      <w:r>
+        <w:rPr>
+          <w:rFonts w:ascii="Courier New" w:cs="Courier New" w:eastAsia="Courier New" w:hAnsi="Courier New"/>
+          <w:color w:val="1F3864"/>
+          <w:sz w:val="18"/>
+          <w:szCs w:val="18"/>
+        </w:rPr>
+        <w:t xml:space="preserve">UPDATE "tbl_department_mst"</w:t>
+      </w:r>
+    </w:p>
+    <w:p>
+      <w:pPr>
+        <w:shd w:fill="F2F2F2" w:color="F2F2F2" w:val="solid"/>
+        <w:spacing w:after="0" w:before="0"/>
+        <w:ind w:left="288"/>
+      </w:pPr>
+      <w:r>
+        <w:rPr>
+          <w:rFonts w:ascii="Courier New" w:cs="Courier New" w:eastAsia="Courier New" w:hAnsi="Courier New"/>
+          <w:color w:val="1F3864"/>
+          <w:sz w:val="18"/>
+          <w:szCs w:val="18"/>
+        </w:rPr>
+        <w:t xml:space="preserve">SET "C_Code" = $1</w:t>
+      </w:r>
+    </w:p>
+    <w:p>
+      <w:pPr>
+        <w:shd w:fill="F2F2F2" w:color="F2F2F2" w:val="solid"/>
+        <w:spacing w:after="0" w:before="0"/>
+        <w:ind w:left="288"/>
+      </w:pPr>
+      <w:r>
+        <w:rPr>
+          <w:rFonts w:ascii="Courier New" w:cs="Courier New" w:eastAsia="Courier New" w:hAnsi="Courier New"/>
+          <w:color w:val="1F3864"/>
+          <w:sz w:val="18"/>
+          <w:szCs w:val="18"/>
+        </w:rPr>
+        <w:t xml:space="preserve">WHERE "n_seq" = $2</w:t>
       </w:r>
     </w:p>
     <w:p>
@@ -5826,7 +5906,7 @@
                 <w:sz w:val="20"/>
                 <w:szCs w:val="20"/>
               </w:rPr>
-              <w:t xml:space="preserve">$1</w:t>
+              <w:t xml:space="preserve">INSERT</w:t>
             </w:r>
           </w:p>
         </w:tc>
@@ -5840,7 +5920,7 @@
                 <w:sz w:val="20"/>
                 <w:szCs w:val="20"/>
               </w:rPr>
-              <w:t xml:space="preserve">c_code — auto-generated code (e.g. DP0003)</w:t>
+              <w:t xml:space="preserve">$1: c_name, $2: c_short_name, $3: c_travel_desk_location (uppercase), $4: c_travel_desk_incharge, $5: c_material_desk_location (uppercase), $6: c_material_desk_incharge, $7: n_sfa_role, $8: req.admin.c_user_id</w:t>
             </w:r>
           </w:p>
         </w:tc>
@@ -5858,7 +5938,7 @@
                 <w:sz w:val="20"/>
                 <w:szCs w:val="20"/>
               </w:rPr>
-              <w:t xml:space="preserve">$2</w:t>
+              <w:t xml:space="preserve">UPDATE</w:t>
             </w:r>
           </w:p>
         </w:tc>
@@ -5873,230 +5953,7 @@
                 <w:sz w:val="20"/>
                 <w:szCs w:val="20"/>
               </w:rPr>
-              <w:t xml:space="preserve">c_name (req.body) — department name</w:t>
-            </w:r>
-          </w:p>
-        </w:tc>
-      </w:tr>
-      <w:tr>
-        <w:tc>
-          <w:tcPr>
-            <w:tcW w:type="pct" w:w="20%"/>
-          </w:tcPr>
-          <w:p>
-            <w:r>
-              <w:rPr>
-                <w:rFonts w:ascii="Courier New" w:cs="Courier New" w:eastAsia="Courier New" w:hAnsi="Courier New"/>
-                <w:sz w:val="20"/>
-                <w:szCs w:val="20"/>
-              </w:rPr>
-              <w:t xml:space="preserve">$3</w:t>
-            </w:r>
-          </w:p>
-        </w:tc>
-        <w:tc>
-          <w:tcPr>
-            <w:tcW w:type="pct" w:w="80%"/>
-          </w:tcPr>
-          <w:p>
-            <w:r>
-              <w:rPr>
-                <w:sz w:val="20"/>
-                <w:szCs w:val="20"/>
-              </w:rPr>
-              <w:t xml:space="preserve">c_short_name (req.body) — short name (nullable)</w:t>
-            </w:r>
-          </w:p>
-        </w:tc>
-      </w:tr>
-      <w:tr>
-        <w:tc>
-          <w:tcPr>
-            <w:tcW w:type="pct" w:w="20%"/>
-            <w:shd w:fill="DCE6F1" w:color="DCE6F1" w:val="solid"/>
-          </w:tcPr>
-          <w:p>
-            <w:r>
-              <w:rPr>
-                <w:rFonts w:ascii="Courier New" w:cs="Courier New" w:eastAsia="Courier New" w:hAnsi="Courier New"/>
-                <w:sz w:val="20"/>
-                <w:szCs w:val="20"/>
-              </w:rPr>
-              <w:t xml:space="preserve">$4</w:t>
-            </w:r>
-          </w:p>
-        </w:tc>
-        <w:tc>
-          <w:tcPr>
-            <w:tcW w:type="pct" w:w="80%"/>
-            <w:shd w:fill="DCE6F1" w:color="DCE6F1" w:val="solid"/>
-          </w:tcPr>
-          <w:p>
-            <w:r>
-              <w:rPr>
-                <w:sz w:val="20"/>
-                <w:szCs w:val="20"/>
-              </w:rPr>
-              <w:t xml:space="preserve">c_travel_desk_location (req.body).toUpperCase() — e.g. HYDERABAD (nullable)</w:t>
-            </w:r>
-          </w:p>
-        </w:tc>
-      </w:tr>
-      <w:tr>
-        <w:tc>
-          <w:tcPr>
-            <w:tcW w:type="pct" w:w="20%"/>
-          </w:tcPr>
-          <w:p>
-            <w:r>
-              <w:rPr>
-                <w:rFonts w:ascii="Courier New" w:cs="Courier New" w:eastAsia="Courier New" w:hAnsi="Courier New"/>
-                <w:sz w:val="20"/>
-                <w:szCs w:val="20"/>
-              </w:rPr>
-              <w:t xml:space="preserve">$5</w:t>
-            </w:r>
-          </w:p>
-        </w:tc>
-        <w:tc>
-          <w:tcPr>
-            <w:tcW w:type="pct" w:w="80%"/>
-          </w:tcPr>
-          <w:p>
-            <w:r>
-              <w:rPr>
-                <w:sz w:val="20"/>
-                <w:szCs w:val="20"/>
-              </w:rPr>
-              <w:t xml:space="preserve">c_travel_desk_incharge (req.body) — incharge employee code (nullable)</w:t>
-            </w:r>
-          </w:p>
-        </w:tc>
-      </w:tr>
-      <w:tr>
-        <w:tc>
-          <w:tcPr>
-            <w:tcW w:type="pct" w:w="20%"/>
-            <w:shd w:fill="DCE6F1" w:color="DCE6F1" w:val="solid"/>
-          </w:tcPr>
-          <w:p>
-            <w:r>
-              <w:rPr>
-                <w:rFonts w:ascii="Courier New" w:cs="Courier New" w:eastAsia="Courier New" w:hAnsi="Courier New"/>
-                <w:sz w:val="20"/>
-                <w:szCs w:val="20"/>
-              </w:rPr>
-              <w:t xml:space="preserve">$6</w:t>
-            </w:r>
-          </w:p>
-        </w:tc>
-        <w:tc>
-          <w:tcPr>
-            <w:tcW w:type="pct" w:w="80%"/>
-            <w:shd w:fill="DCE6F1" w:color="DCE6F1" w:val="solid"/>
-          </w:tcPr>
-          <w:p>
-            <w:r>
-              <w:rPr>
-                <w:sz w:val="20"/>
-                <w:szCs w:val="20"/>
-              </w:rPr>
-              <w:t xml:space="preserve">c_material_desk_location (req.body).toUpperCase() — e.g. MUMBAI (nullable)</w:t>
-            </w:r>
-          </w:p>
-        </w:tc>
-      </w:tr>
-      <w:tr>
-        <w:tc>
-          <w:tcPr>
-            <w:tcW w:type="pct" w:w="20%"/>
-          </w:tcPr>
-          <w:p>
-            <w:r>
-              <w:rPr>
-                <w:rFonts w:ascii="Courier New" w:cs="Courier New" w:eastAsia="Courier New" w:hAnsi="Courier New"/>
-                <w:sz w:val="20"/>
-                <w:szCs w:val="20"/>
-              </w:rPr>
-              <w:t xml:space="preserve">$7</w:t>
-            </w:r>
-          </w:p>
-        </w:tc>
-        <w:tc>
-          <w:tcPr>
-            <w:tcW w:type="pct" w:w="80%"/>
-          </w:tcPr>
-          <w:p>
-            <w:r>
-              <w:rPr>
-                <w:sz w:val="20"/>
-                <w:szCs w:val="20"/>
-              </w:rPr>
-              <w:t xml:space="preserve">c_material_desk_incharge (req.body) — incharge employee code (nullable)</w:t>
-            </w:r>
-          </w:p>
-        </w:tc>
-      </w:tr>
-      <w:tr>
-        <w:tc>
-          <w:tcPr>
-            <w:tcW w:type="pct" w:w="20%"/>
-            <w:shd w:fill="DCE6F1" w:color="DCE6F1" w:val="solid"/>
-          </w:tcPr>
-          <w:p>
-            <w:r>
-              <w:rPr>
-                <w:rFonts w:ascii="Courier New" w:cs="Courier New" w:eastAsia="Courier New" w:hAnsi="Courier New"/>
-                <w:sz w:val="20"/>
-                <w:szCs w:val="20"/>
-              </w:rPr>
-              <w:t xml:space="preserve">$8</w:t>
-            </w:r>
-          </w:p>
-        </w:tc>
-        <w:tc>
-          <w:tcPr>
-            <w:tcW w:type="pct" w:w="80%"/>
-            <w:shd w:fill="DCE6F1" w:color="DCE6F1" w:val="solid"/>
-          </w:tcPr>
-          <w:p>
-            <w:r>
-              <w:rPr>
-                <w:sz w:val="20"/>
-                <w:szCs w:val="20"/>
-              </w:rPr>
-              <w:t xml:space="preserve">n_sfa_role (req.body) — 0 or 1</w:t>
-            </w:r>
-          </w:p>
-        </w:tc>
-      </w:tr>
-      <w:tr>
-        <w:tc>
-          <w:tcPr>
-            <w:tcW w:type="pct" w:w="20%"/>
-          </w:tcPr>
-          <w:p>
-            <w:r>
-              <w:rPr>
-                <w:rFonts w:ascii="Courier New" w:cs="Courier New" w:eastAsia="Courier New" w:hAnsi="Courier New"/>
-                <w:sz w:val="20"/>
-                <w:szCs w:val="20"/>
-              </w:rPr>
-              <w:t xml:space="preserve">$9</w:t>
-            </w:r>
-          </w:p>
-        </w:tc>
-        <w:tc>
-          <w:tcPr>
-            <w:tcW w:type="pct" w:w="80%"/>
-          </w:tcPr>
-          <w:p>
-            <w:r>
-              <w:rPr>
-                <w:sz w:val="20"/>
-                <w:szCs w:val="20"/>
-              </w:rPr>
-              <w:t xml:space="preserve">req.admin.c_user_id — logged-in admin user ID</w:t>
+              <w:t xml:space="preserve">$1: derived C_Code (e.g. DP0008 from n_seq=8), $2: n_seq returned from INSERT</w:t>
             </w:r>
           </w:p>
         </w:tc>
@@ -6135,7 +5992,7 @@
           <w:sz w:val="22"/>
           <w:szCs w:val="22"/>
         </w:rPr>
-        <w:t xml:space="preserve">Inserts a new department with all provided fields. N_deleted is hardcoded to 0 and D_created to NOW(). Location values are stored in uppercase (enforced in the controller). C_modifier captures the admin user ID. All 9 user-supplied values are parameterised to prevent SQL injection.</w:t>
+        <w:t xml:space="preserve">Uses a two-step approach to avoid double-incrementing the sequence. Step 1 inserts with a TEMP placeholder — PostgreSQL auto-assigns n_seq (SERIAL) exactly once. RETURNING n_seq captures that value. Step 2 derives the real code (e.g. n_seq=8 → DP0008) and updates the row. Exactly one sequence increment per record — no gaps.</w:t>
       </w:r>
     </w:p>
     <w:p>
@@ -6280,7 +6137,7 @@
           <w:sz w:val="18"/>
           <w:szCs w:val="18"/>
         </w:rPr>
-        <w:t xml:space="preserve">WHERE "N_deleted" = 0</w:t>
+        <w:t xml:space="preserve">WHERE 1=1</w:t>
       </w:r>
     </w:p>
     <w:p>
@@ -6592,7 +6449,7 @@
           <w:sz w:val="22"/>
           <w:szCs w:val="22"/>
         </w:rPr>
-        <w:t xml:space="preserve">Returns active departments with optional name/code partial-match filters. The window function COUNT(*) OVER() provides the total result count without a second query. Results are ordered by C_Code and paginated via LIMIT/OFFSET. At least one of search or code must be provided — if neither is given, the API returns an empty result immediately without hitting the DB.</w:t>
+        <w:t xml:space="preserve">Returns all departments with optional name/code partial-match filters. The window function COUNT(*) OVER() provides the total result count without a second query. Results are ordered by C_Code and paginated via LIMIT/OFFSET. At least one of search or code must be provided — if neither is given, the API returns an empty result immediately without hitting the DB.</w:t>
       </w:r>
     </w:p>
     <w:p>
@@ -6657,7 +6514,7 @@
           <w:sz w:val="18"/>
           <w:szCs w:val="18"/>
         </w:rPr>
-        <w:t xml:space="preserve">WHERE "C_Code" = $1 AND "N_deleted" = 0</w:t>
+        <w:t xml:space="preserve">WHERE "C_Code" = $1</w:t>
       </w:r>
     </w:p>
     <w:p>
@@ -6808,7 +6665,7 @@
           <w:sz w:val="22"/>
           <w:szCs w:val="22"/>
         </w:rPr>
-        <w:t xml:space="preserve">Confirms the department exists and is active before proceeding with an update or delete. Returns 404 if not found, guarding against operations on non-existent or already-deleted records.</w:t>
+        <w:t xml:space="preserve">Verifies the department exists before allowing an update or delete. No N_deleted filter is needed — for update, the record must simply exist; for delete, the row will be physically removed. Returns 404 if not found.</w:t>
       </w:r>
     </w:p>
     <w:p>
@@ -6874,22 +6731,6 @@
           <w:szCs w:val="18"/>
         </w:rPr>
         <w:t xml:space="preserve">WHERE LOWER("c_name") = LOWER($1)</w:t>
-      </w:r>
-    </w:p>
-    <w:p>
-      <w:pPr>
-        <w:shd w:fill="F2F2F2" w:color="F2F2F2" w:val="solid"/>
-        <w:spacing w:after="0" w:before="0"/>
-        <w:ind w:left="288"/>
-      </w:pPr>
-      <w:r>
-        <w:rPr>
-          <w:rFonts w:ascii="Courier New" w:cs="Courier New" w:eastAsia="Courier New" w:hAnsi="Courier New"/>
-          <w:color w:val="1F3864"/>
-          <w:sz w:val="18"/>
-          <w:szCs w:val="18"/>
-        </w:rPr>
-        <w:t xml:space="preserve">  AND "N_deleted" = 0</w:t>
       </w:r>
     </w:p>
     <w:p>
@@ -7089,7 +6930,7 @@
           <w:sz w:val="22"/>
           <w:szCs w:val="22"/>
         </w:rPr>
-        <w:t xml:space="preserve">Checks for a name clash with any other active department, excluding the record being updated. Allows a department to retain its current name while blocking a rename that would duplicate another department's name.</w:t>
+        <w:t xml:space="preserve">Checks for a name clash with any other department, excluding the record being updated. No N_deleted filter — hard delete means every row in the table is active.</w:t>
       </w:r>
     </w:p>
     <w:p>
